--- a/Guia_de_Uso_Osocio.docx
+++ b/Guia_de_Uso_Osocio.docx
@@ -246,6 +246,41 @@
       </w:r>
       <w:r>
         <w:t xml:space="preserve"> (ver más abajo). La app recuerda casi toda tu configuración entre una sesión y otra — no hace falta reconfigurar todo cada vez que la abrís (ver "La app recuerda tu configuración" en la pestaña Envío de Leads).</w:t>
+      </w:r>
+    </w:p>
+    <w:p>
+      <w:pPr>
+        <w:ind w:left="432"/>
+      </w:pPr>
+      <w:r>
+        <w:rPr>
+          <w:b/>
+          <w:i/>
+          <w:color w:val="555555"/>
+        </w:rPr>
+        <w:t>Cómo leer las capturas:</w:t>
+      </w:r>
+      <w:r>
+        <w:rPr>
+          <w:i/>
+          <w:color w:val="555555"/>
+        </w:rPr>
+        <w:t xml:space="preserve"> en las imágenes de cada pestaña vas a ver </w:t>
+      </w:r>
+      <w:r>
+        <w:rPr>
+          <w:b/>
+          <w:i/>
+          <w:color w:val="555555"/>
+        </w:rPr>
+        <w:t>recuadros rojos numerados</w:t>
+      </w:r>
+      <w:r>
+        <w:rPr>
+          <w:i/>
+          <w:color w:val="555555"/>
+        </w:rPr>
+        <w:t xml:space="preserve"> (①, ②, ③…). Cada número se corresponde con el punto del mismo número en el "Paso a paso" que está debajo de la imagen, así ubicás en pantalla exactamente el control del que se habla.</w:t>
       </w:r>
     </w:p>
     <w:p>
@@ -2268,7 +2303,7 @@
       <w:r>
         <w:drawing>
           <wp:inline xmlns:a="http://schemas.openxmlformats.org/drawingml/2006/main" xmlns:pic="http://schemas.openxmlformats.org/drawingml/2006/picture">
-            <wp:extent cx="5669280" cy="3352270"/>
+            <wp:extent cx="5669280" cy="4042443"/>
             <wp:docPr id="9" name="Picture 9"/>
             <wp:cNvGraphicFramePr>
               <a:graphicFrameLocks noChangeAspect="1"/>
@@ -2289,7 +2324,7 @@
                   <pic:spPr>
                     <a:xfrm>
                       <a:off x="0" y="0"/>
-                      <a:ext cx="5669280" cy="3352270"/>
+                      <a:ext cx="5669280" cy="4042443"/>
                     </a:xfrm>
                     <a:prstGeom prst="rect"/>
                   </pic:spPr>
@@ -2334,7 +2369,7 @@
       <w:r>
         <w:drawing>
           <wp:inline xmlns:a="http://schemas.openxmlformats.org/drawingml/2006/main" xmlns:pic="http://schemas.openxmlformats.org/drawingml/2006/picture">
-            <wp:extent cx="5669280" cy="3746655"/>
+            <wp:extent cx="5669280" cy="4042443"/>
             <wp:docPr id="10" name="Picture 10"/>
             <wp:cNvGraphicFramePr>
               <a:graphicFrameLocks noChangeAspect="1"/>
@@ -2355,7 +2390,7 @@
                   <pic:spPr>
                     <a:xfrm>
                       <a:off x="0" y="0"/>
-                      <a:ext cx="5669280" cy="3746655"/>
+                      <a:ext cx="5669280" cy="4042443"/>
                     </a:xfrm>
                     <a:prstGeom prst="rect"/>
                   </pic:spPr>
@@ -4249,6 +4284,201 @@
       </w:r>
       <w:r>
         <w:t>.</w:t>
+      </w:r>
+    </w:p>
+    <w:p>
+      <w:pPr>
+        <w:pStyle w:val="Heading3"/>
+      </w:pPr>
+      <w:r>
+        <w:t>El modal del Comparador</w:t>
+      </w:r>
+    </w:p>
+    <w:p>
+      <w:r>
+        <w:t>Igual que en Envío de Leads, la comparación corre dentro de un modal que bloquea la ventana de atrás:</w:t>
+      </w:r>
+    </w:p>
+    <w:p>
+      <w:pPr>
+        <w:jc w:val="center"/>
+      </w:pPr>
+      <w:r>
+        <w:drawing>
+          <wp:inline xmlns:a="http://schemas.openxmlformats.org/drawingml/2006/main" xmlns:pic="http://schemas.openxmlformats.org/drawingml/2006/picture">
+            <wp:extent cx="5669280" cy="3697357"/>
+            <wp:docPr id="18" name="Picture 18"/>
+            <wp:cNvGraphicFramePr>
+              <a:graphicFrameLocks noChangeAspect="1"/>
+            </wp:cNvGraphicFramePr>
+            <a:graphic>
+              <a:graphicData uri="http://schemas.openxmlformats.org/drawingml/2006/picture">
+                <pic:pic>
+                  <pic:nvPicPr>
+                    <pic:cNvPr id="0" name="18_modal_comparador.png"/>
+                    <pic:cNvPicPr/>
+                  </pic:nvPicPr>
+                  <pic:blipFill>
+                    <a:blip r:embed="rId26"/>
+                    <a:stretch>
+                      <a:fillRect/>
+                    </a:stretch>
+                  </pic:blipFill>
+                  <pic:spPr>
+                    <a:xfrm>
+                      <a:off x="0" y="0"/>
+                      <a:ext cx="5669280" cy="3697357"/>
+                    </a:xfrm>
+                    <a:prstGeom prst="rect"/>
+                  </pic:spPr>
+                </pic:pic>
+              </a:graphicData>
+            </a:graphic>
+          </wp:inline>
+        </w:drawing>
+      </w:r>
+    </w:p>
+    <w:p>
+      <w:pPr>
+        <w:jc w:val="center"/>
+      </w:pPr>
+      <w:r>
+        <w:rPr>
+          <w:i/>
+          <w:color w:val="777777"/>
+          <w:sz w:val="18"/>
+        </w:rPr>
+        <w:t>Modal del Comparador</w:t>
+      </w:r>
+    </w:p>
+    <w:p>
+      <w:pPr>
+        <w:pStyle w:val="ListBullet"/>
+      </w:pPr>
+      <w:r>
+        <w:rPr>
+          <w:b/>
+        </w:rPr>
+        <w:t>Comparando dealers… / país</w:t>
+      </w:r>
+      <w:r>
+        <w:t>: arriba te recuerda sobre qué mercado está corriendo.</w:t>
+      </w:r>
+    </w:p>
+    <w:p>
+      <w:pPr>
+        <w:pStyle w:val="ListBullet"/>
+      </w:pPr>
+      <w:r>
+        <w:rPr>
+          <w:b/>
+        </w:rPr>
+        <w:t>La barra de progreso</w:t>
+      </w:r>
+      <w:r>
+        <w:t xml:space="preserve"> avanza sobre el total de dealers del Excel.</w:t>
+      </w:r>
+    </w:p>
+    <w:p>
+      <w:pPr>
+        <w:pStyle w:val="ListBullet"/>
+      </w:pPr>
+      <w:r>
+        <w:rPr>
+          <w:b/>
+        </w:rPr>
+        <w:t>La línea de estado</w:t>
+      </w:r>
+      <w:r>
+        <w:t xml:space="preserve"> de abajo es la más útil: te dice exactamente en qué está, con este formato → </w:t>
+      </w:r>
+      <w:r>
+        <w:rPr>
+          <w:rFonts w:ascii="Consolas" w:hAnsi="Consolas"/>
+          <w:color w:val="C0392B"/>
+          <w:sz w:val="19"/>
+        </w:rPr>
+        <w:t>2/3 — [Fase 1 - Form 1/5] Buscando extras 2/3 (región/ciudad): Montevideo / Montevideo</w:t>
+      </w:r>
+      <w:r>
+        <w:t>. Ahí leés la fase (1 = comparación, 2 = capturas), qué formulario de la lista está procesando (</w:t>
+      </w:r>
+      <w:r>
+        <w:rPr>
+          <w:rFonts w:ascii="Consolas" w:hAnsi="Consolas"/>
+          <w:color w:val="C0392B"/>
+          <w:sz w:val="19"/>
+        </w:rPr>
+        <w:t>Form 1/5</w:t>
+      </w:r>
+      <w:r>
+        <w:t>), y qué dealer o combinación región/ciudad está mirando en ese momento.</w:t>
+      </w:r>
+    </w:p>
+    <w:p>
+      <w:pPr>
+        <w:pStyle w:val="ListBullet"/>
+      </w:pPr>
+      <w:r>
+        <w:rPr>
+          <w:b/>
+        </w:rPr>
+        <w:t>Detener</w:t>
+      </w:r>
+      <w:r>
+        <w:t xml:space="preserve"> corta la corrida. Como el Excel de resultados se guarda al terminar la Fase 1, si frenás durante la Fase 2 (capturas) igual te queda el reporte.</w:t>
+      </w:r>
+    </w:p>
+    <w:p>
+      <w:pPr>
+        <w:jc w:val="center"/>
+      </w:pPr>
+      <w:r>
+        <w:drawing>
+          <wp:inline xmlns:a="http://schemas.openxmlformats.org/drawingml/2006/main" xmlns:pic="http://schemas.openxmlformats.org/drawingml/2006/picture">
+            <wp:extent cx="5669280" cy="3746655"/>
+            <wp:docPr id="19" name="Picture 19"/>
+            <wp:cNvGraphicFramePr>
+              <a:graphicFrameLocks noChangeAspect="1"/>
+            </wp:cNvGraphicFramePr>
+            <a:graphic>
+              <a:graphicData uri="http://schemas.openxmlformats.org/drawingml/2006/picture">
+                <pic:pic>
+                  <pic:nvPicPr>
+                    <pic:cNvPr id="0" name="19_modal_comparador_sobre_app.png"/>
+                    <pic:cNvPicPr/>
+                  </pic:nvPicPr>
+                  <pic:blipFill>
+                    <a:blip r:embed="rId27"/>
+                    <a:stretch>
+                      <a:fillRect/>
+                    </a:stretch>
+                  </pic:blipFill>
+                  <pic:spPr>
+                    <a:xfrm>
+                      <a:off x="0" y="0"/>
+                      <a:ext cx="5669280" cy="3746655"/>
+                    </a:xfrm>
+                    <a:prstGeom prst="rect"/>
+                  </pic:spPr>
+                </pic:pic>
+              </a:graphicData>
+            </a:graphic>
+          </wp:inline>
+        </w:drawing>
+      </w:r>
+    </w:p>
+    <w:p>
+      <w:pPr>
+        <w:jc w:val="center"/>
+      </w:pPr>
+      <w:r>
+        <w:rPr>
+          <w:i/>
+          <w:color w:val="777777"/>
+          <w:sz w:val="18"/>
+        </w:rPr>
+        <w:t>Modal del Comparador sobre la app</w:t>
       </w:r>
     </w:p>
     <w:p>

--- a/Guia_de_Uso_Osocio.docx
+++ b/Guia_de_Uso_Osocio.docx
@@ -1246,7 +1246,7 @@
       <w:r>
         <w:drawing>
           <wp:inline xmlns:a="http://schemas.openxmlformats.org/drawingml/2006/main" xmlns:pic="http://schemas.openxmlformats.org/drawingml/2006/picture">
-            <wp:extent cx="5669280" cy="4033911"/>
+            <wp:extent cx="5669280" cy="5342206"/>
             <wp:docPr id="6" name="Picture 6"/>
             <wp:cNvGraphicFramePr>
               <a:graphicFrameLocks noChangeAspect="1"/>
@@ -1267,7 +1267,7 @@
                   <pic:spPr>
                     <a:xfrm>
                       <a:off x="0" y="0"/>
-                      <a:ext cx="5669280" cy="4033911"/>
+                      <a:ext cx="5669280" cy="5342206"/>
                     </a:xfrm>
                     <a:prstGeom prst="rect"/>
                   </pic:spPr>

--- a/Guia_de_Uso_Osocio.docx
+++ b/Guia_de_Uso_Osocio.docx
@@ -1224,6 +1224,111 @@
           <w:color w:val="555555"/>
         </w:rPr>
         <w:t>.</w:t>
+      </w:r>
+    </w:p>
+    <w:p>
+      <w:pPr>
+        <w:pStyle w:val="Heading3"/>
+      </w:pPr>
+      <w:r>
+        <w:t>Columnas especiales del Excel: marcar o no un checkbox</w:t>
+      </w:r>
+    </w:p>
+    <w:p>
+      <w:r>
+        <w:t>Por defecto la app marca todos los checkboxes que reconoce (terminos, privacidad, y cualquier otro que el formulario declare como obligatorio). Si un formulario tiene un checkbox opcional y queres decidir vos si se tilda o no, agrega una columna al Excel:</w:t>
+      </w:r>
+    </w:p>
+    <w:p>
+      <w:pPr>
+        <w:pStyle w:val="ListBullet"/>
+      </w:pPr>
+      <w:r>
+        <w:rPr>
+          <w:b/>
+        </w:rPr>
+        <w:t xml:space="preserve">El encabezado de la columna </w:t>
+      </w:r>
+      <w:r>
+        <w:t>= el atributo name del checkbox (o su id), tal cual figura en el HTML del formulario.</w:t>
+      </w:r>
+    </w:p>
+    <w:p>
+      <w:pPr>
+        <w:pStyle w:val="ListBullet"/>
+      </w:pPr>
+      <w:r>
+        <w:rPr>
+          <w:b/>
+        </w:rPr>
+        <w:t xml:space="preserve">El valor de la celda </w:t>
+      </w:r>
+      <w:r>
+        <w:t>= SI o NO.</w:t>
+      </w:r>
+    </w:p>
+    <w:p>
+      <w:r>
+        <w:t>Ejemplo: los formularios RAQ de Brasil tienen un checkbox name="test-drive" ("Tenho interesse em realizar um test-drive"). Para que NO se tilde, agregas al Excel una columna con encabezado test-drive y en la celda de ese lead escribis NO.</w:t>
+      </w:r>
+    </w:p>
+    <w:p>
+      <w:pPr>
+        <w:pStyle w:val="ListBullet"/>
+      </w:pPr>
+      <w:r>
+        <w:t>Es por fila: podes tener un lead con el test-drive tildado y otro sin el.</w:t>
+      </w:r>
+    </w:p>
+    <w:p>
+      <w:pPr>
+        <w:pStyle w:val="ListBullet"/>
+      </w:pPr>
+      <w:r>
+        <w:t>Valores aceptados: SI / NO, YES / NO, TRUE / FALSE, 1 / 0, X.</w:t>
+      </w:r>
+    </w:p>
+    <w:p>
+      <w:pPr>
+        <w:pStyle w:val="ListBullet"/>
+      </w:pPr>
+      <w:r>
+        <w:t>Si la columna no corresponde a ningun checkbox del formulario, se ignora sola (no rompe nada).</w:t>
+      </w:r>
+    </w:p>
+    <w:p>
+      <w:pPr>
+        <w:pStyle w:val="ListBullet"/>
+      </w:pPr>
+      <w:r>
+        <w:t>Un SI tilda el checkbox aunque no sea obligatorio; un NO lo destilda y evita que la app lo vuelva a marcar antes de enviar.</w:t>
+      </w:r>
+    </w:p>
+    <w:p>
+      <w:pPr>
+        <w:pStyle w:val="ListBullet"/>
+      </w:pPr>
+      <w:r>
+        <w:t>Funciona en todos los dispositivos: Chrome, Firefox, Edge, Mac LT y Android LT.</w:t>
+      </w:r>
+    </w:p>
+    <w:p>
+      <w:pPr>
+        <w:pStyle w:val="ListBullet"/>
+      </w:pPr>
+      <w:r>
+        <w:t>No hace falta recompilar el portable: los Excels viven en la carpeta data/, afuera del .exe.</w:t>
+      </w:r>
+    </w:p>
+    <w:p>
+      <w:r>
+        <w:rPr>
+          <w:b/>
+        </w:rPr>
+        <w:t xml:space="preserve">Importante: </w:t>
+      </w:r>
+      <w:r>
+        <w:t>Solo aplica a checkboxes. Para campos de texto o selects el Excel funciona distinto: la columna se mapea al campo por el nombre del campo o por el id del HTML, pero el campo tiene que estar declarado en el field_mapping del pais (json/fixed_field_mappings.json). Si queres que un campo se llene siempre con un valor fijo sin tocar el Excel, usa json/ids_dinamicos.json.</w:t>
       </w:r>
     </w:p>
     <w:p>

--- a/Guia_de_Uso_Osocio.docx
+++ b/Guia_de_Uso_Osocio.docx
@@ -1224,6 +1224,17 @@
           <w:color w:val="555555"/>
         </w:rPr>
         <w:t>.</w:t>
+      </w:r>
+    </w:p>
+    <w:p>
+      <w:r>
+        <w:rPr>
+          <w:b/>
+        </w:rPr>
+        <w:t xml:space="preserve">Capturas: solo en los navegadores locales. </w:t>
+      </w:r>
+      <w:r>
+        <w:t>Chrome, Firefox y Edge guardan las capturas de cada lead (landing, formulario completado, Thank You) en la carpeta resultados/. Mac LT y Android LT NO sacan capturas: la evidencia es el video completo de la sesion, que se abre desde la columna "Video LT" del Excel de resultados. Cada captura contra un dispositivo real es lenta y no muestra nada que el video no muestre, asi que la casilla "Adjuntar screenshots" no aplica a LambdaTest.</w:t>
       </w:r>
     </w:p>
     <w:p>

--- a/Guia_de_Uso_Osocio.docx
+++ b/Guia_de_Uso_Osocio.docx
@@ -5725,6 +5725,172 @@
       </w:r>
       <w:r>
         <w:t xml:space="preserve"> en la pestaña Envío de Leads, ver arriba).</w:t>
+      </w:r>
+    </w:p>
+    <w:p>
+      <w:pPr>
+        <w:pStyle w:val="Heading2"/>
+      </w:pPr>
+      <w:r>
+        <w:t>IDs Dinámicos en Envío de Leads (nuevo)</w:t>
+      </w:r>
+    </w:p>
+    <w:p>
+      <w:r>
+        <w:t>Arriba a la derecha de la pestaña Envío de Leads hay un botón amarillo "⚙ IDs Dinámicos" (debajo de Configurar). Abre un popup para dar de alta y administrar campos no mapeados desde la interfaz, sin editar json/ids_dinamicos.json a mano.</w:t>
+      </w:r>
+    </w:p>
+    <w:p/>
+    <w:p>
+      <w:r>
+        <w:drawing>
+          <wp:inline xmlns:a="http://schemas.openxmlformats.org/drawingml/2006/main" xmlns:pic="http://schemas.openxmlformats.org/drawingml/2006/picture">
+            <wp:extent cx="5760720" cy="3094248"/>
+            <wp:docPr id="20" name="Picture 20"/>
+            <wp:cNvGraphicFramePr>
+              <a:graphicFrameLocks noChangeAspect="1"/>
+            </wp:cNvGraphicFramePr>
+            <a:graphic>
+              <a:graphicData uri="http://schemas.openxmlformats.org/drawingml/2006/picture">
+                <pic:pic>
+                  <pic:nvPicPr>
+                    <pic:cNvPr id="0" name="01_envio_de_leads.png"/>
+                    <pic:cNvPicPr/>
+                  </pic:nvPicPr>
+                  <pic:blipFill>
+                    <a:blip r:embed="rId28"/>
+                    <a:stretch>
+                      <a:fillRect/>
+                    </a:stretch>
+                  </pic:blipFill>
+                  <pic:spPr>
+                    <a:xfrm>
+                      <a:off x="0" y="0"/>
+                      <a:ext cx="5760720" cy="3094248"/>
+                    </a:xfrm>
+                    <a:prstGeom prst="rect"/>
+                  </pic:spPr>
+                </pic:pic>
+              </a:graphicData>
+            </a:graphic>
+          </wp:inline>
+        </w:drawing>
+      </w:r>
+    </w:p>
+    <w:p>
+      <w:pPr>
+        <w:pStyle w:val="Heading3"/>
+      </w:pPr>
+      <w:r>
+        <w:t>Solapa: Campos detectados</w:t>
+      </w:r>
+    </w:p>
+    <w:p>
+      <w:r>
+        <w:t>Lista los campos nuevos que la automatización encontró en los formularios durante las corridas (los registrados en json/nuevos_campos_&lt;país&gt;.json). Elegís el país, ves cada campo con su label, ID real, tipo y si es requerido, y le asignás un valor con el botón "Asignar valor". Si ya tenía valor, lo pre-carga y lo marca con ✔.</w:t>
+      </w:r>
+    </w:p>
+    <w:p>
+      <w:r>
+        <w:t>Varios valores con rotación aleatoria: podés cargar más de un valor separándolos con " | " (ej: rojo | azul | verde). En cada envío la app elige uno al azar, así el campo no se llena siempre igual. Aplica a campos de texto y dropdowns.</w:t>
+      </w:r>
+    </w:p>
+    <w:p>
+      <w:r>
+        <w:drawing>
+          <wp:inline xmlns:a="http://schemas.openxmlformats.org/drawingml/2006/main" xmlns:pic="http://schemas.openxmlformats.org/drawingml/2006/picture">
+            <wp:extent cx="5760720" cy="4055644"/>
+            <wp:docPr id="21" name="Picture 21"/>
+            <wp:cNvGraphicFramePr>
+              <a:graphicFrameLocks noChangeAspect="1"/>
+            </wp:cNvGraphicFramePr>
+            <a:graphic>
+              <a:graphicData uri="http://schemas.openxmlformats.org/drawingml/2006/picture">
+                <pic:pic>
+                  <pic:nvPicPr>
+                    <pic:cNvPr id="0" name="20_ids_dinamicos_campos_detectados.png"/>
+                    <pic:cNvPicPr/>
+                  </pic:nvPicPr>
+                  <pic:blipFill>
+                    <a:blip r:embed="rId29"/>
+                    <a:stretch>
+                      <a:fillRect/>
+                    </a:stretch>
+                  </pic:blipFill>
+                  <pic:spPr>
+                    <a:xfrm>
+                      <a:off x="0" y="0"/>
+                      <a:ext cx="5760720" cy="4055644"/>
+                    </a:xfrm>
+                    <a:prstGeom prst="rect"/>
+                  </pic:spPr>
+                </pic:pic>
+              </a:graphicData>
+            </a:graphic>
+          </wp:inline>
+        </w:drawing>
+      </w:r>
+    </w:p>
+    <w:p>
+      <w:pPr>
+        <w:pStyle w:val="Heading3"/>
+      </w:pPr>
+      <w:r>
+        <w:t>Solapa: IDs únicos</w:t>
+      </w:r>
+    </w:p>
+    <w:p>
+      <w:r>
+        <w:t>Alta manual de cualquier ID no mapeado con su valor (o varios, con " | "), descripción opcional y países donde aplica (sin tildar = todos). Abajo se listan los configurados, con filtro por texto y país, y botones Editar / ✕ por fila.</w:t>
+      </w:r>
+    </w:p>
+    <w:p>
+      <w:r>
+        <w:drawing>
+          <wp:inline xmlns:a="http://schemas.openxmlformats.org/drawingml/2006/main" xmlns:pic="http://schemas.openxmlformats.org/drawingml/2006/picture">
+            <wp:extent cx="5760720" cy="4055644"/>
+            <wp:docPr id="22" name="Picture 22"/>
+            <wp:cNvGraphicFramePr>
+              <a:graphicFrameLocks noChangeAspect="1"/>
+            </wp:cNvGraphicFramePr>
+            <a:graphic>
+              <a:graphicData uri="http://schemas.openxmlformats.org/drawingml/2006/picture">
+                <pic:pic>
+                  <pic:nvPicPr>
+                    <pic:cNvPr id="0" name="21_ids_dinamicos_ids_unicos.png"/>
+                    <pic:cNvPicPr/>
+                  </pic:nvPicPr>
+                  <pic:blipFill>
+                    <a:blip r:embed="rId30"/>
+                    <a:stretch>
+                      <a:fillRect/>
+                    </a:stretch>
+                  </pic:blipFill>
+                  <pic:spPr>
+                    <a:xfrm>
+                      <a:off x="0" y="0"/>
+                      <a:ext cx="5760720" cy="4055644"/>
+                    </a:xfrm>
+                    <a:prstGeom prst="rect"/>
+                  </pic:spPr>
+                </pic:pic>
+              </a:graphicData>
+            </a:graphic>
+          </wp:inline>
+        </w:drawing>
+      </w:r>
+    </w:p>
+    <w:p>
+      <w:pPr>
+        <w:pStyle w:val="Heading3"/>
+      </w:pPr>
+      <w:r>
+        <w:t>Solapas: IDs Excel y Dependencias</w:t>
+      </w:r>
+    </w:p>
+    <w:p>
+      <w:r>
+        <w:t>IDs Excel: el mapping fijo por país (campos que se llenan desde columnas del Excel). Permite ver, agregar, editar o borrar entradas y ajustar el data_index, mostrando en vivo a qué columna del Excel corresponde. Dependencias: registrá qué ID hijo depende de un ID padre por país, para que la app los llene en orden.</w:t>
       </w:r>
     </w:p>
     <w:sectPr>

--- a/Guia_de_Uso_Osocio.docx
+++ b/Guia_de_Uso_Osocio.docx
@@ -5732,15 +5732,14 @@
         <w:pStyle w:val="Heading2"/>
       </w:pPr>
       <w:r>
-        <w:t>IDs Dinámicos en Envío de Leads (nuevo)</w:t>
+        <w:t>IDs Dinámicos en Envío de Leads</w:t>
       </w:r>
     </w:p>
     <w:p>
       <w:r>
-        <w:t>Arriba a la derecha de la pestaña Envío de Leads hay un botón amarillo "⚙ IDs Dinámicos" (debajo de Configurar). Abre un popup para dar de alta y administrar campos no mapeados desde la interfaz, sin editar json/ids_dinamicos.json a mano.</w:t>
+        <w:t>Arriba a la derecha de la pestaña Envío de Leads hay un botón amarillo "⚙ IDs Dinámicos" (debajo de Configurar). Abre un popup para dar de alta y administrar campos no mapeados desde la interfaz, sin editar json/ids_dinamicos.json a mano. La ruedita del mouse scrollea la lista de la solapa activa desde cualquier parte del popup.</w:t>
       </w:r>
     </w:p>
-    <w:p/>
     <w:p>
       <w:r>
         <w:drawing>
@@ -5782,17 +5781,32 @@
         <w:pStyle w:val="Heading3"/>
       </w:pPr>
       <w:r>
-        <w:t>Solapa: Campos detectados</w:t>
+        <w:t>Solapa Campos detectados</w:t>
       </w:r>
     </w:p>
     <w:p>
       <w:r>
-        <w:t>Lista los campos nuevos que la automatización encontró en los formularios durante las corridas (los registrados en json/nuevos_campos_&lt;país&gt;.json). Elegís el país, ves cada campo con su label, ID real, tipo y si es requerido, y le asignás un valor con el botón "Asignar valor". Si ya tenía valor, lo pre-carga y lo marca con ✔.</w:t>
+        <w:t>Muestra los campos nuevos que la automatización encontró en los formularios durante las corridas. Elegís el país y ves cada campo con su label, ID real, tipo y si es requerido.</w:t>
       </w:r>
     </w:p>
     <w:p>
       <w:r>
-        <w:t>Varios valores con rotación aleatoria: podés cargar más de un valor separándolos con " | " (ej: rojo | azul | verde). En cada envío la app elige uno al azar, así el campo no se llena siempre igual. Aplica a campos de texto y dropdowns.</w:t>
+        <w:t>• Añadir un valor: escribí en el cuadro y apretá "➕ Añadir valor" (o Enter). Cada valor queda como una etiqueta al lado de "Valores:".</w:t>
+      </w:r>
+    </w:p>
+    <w:p>
+      <w:r>
+        <w:t>• Varios valores = rotación aleatoria: repetí "Añadir valor" las veces que quieras. En cada envío la app elige uno al azar, así el campo no se llena siempre igual. Aplica a campos de texto y a dropdowns.</w:t>
+      </w:r>
+    </w:p>
+    <w:p>
+      <w:r>
+        <w:t>• Quitar un valor: click en la ✕ de su etiqueta. Si quitás todos, el campo queda sin valor asignado.</w:t>
+      </w:r>
+    </w:p>
+    <w:p>
+      <w:r>
+        <w:t>• Todo se guarda como IDs únicos para ese país.</w:t>
       </w:r>
     </w:p>
     <w:p>
@@ -5836,12 +5850,12 @@
         <w:pStyle w:val="Heading3"/>
       </w:pPr>
       <w:r>
-        <w:t>Solapa: IDs únicos</w:t>
+        <w:t>Solapa IDs únicos</w:t>
       </w:r>
     </w:p>
     <w:p>
       <w:r>
-        <w:t>Alta manual de cualquier ID no mapeado con su valor (o varios, con " | "), descripción opcional y países donde aplica (sin tildar = todos). Abajo se listan los configurados, con filtro por texto y país, y botones Editar / ✕ por fila.</w:t>
+        <w:t>Alta manual de cualquier ID no mapeado: escribís el ID, su valor (o varios separados con " | "), descripción opcional y países donde aplica (sin tildar = todos). Abajo se listan los configurados, con filtro por texto y país, y botones Editar / ✕ por fila.</w:t>
       </w:r>
     </w:p>
     <w:p>
@@ -5885,12 +5899,25 @@
         <w:pStyle w:val="Heading3"/>
       </w:pPr>
       <w:r>
-        <w:t>Solapas: IDs Excel y Dependencias</w:t>
+        <w:t>Solapas IDs Excel y Dependencias</w:t>
       </w:r>
     </w:p>
     <w:p>
       <w:r>
         <w:t>IDs Excel: el mapping fijo por país (campos que se llenan desde columnas del Excel). Permite ver, agregar, editar o borrar entradas y ajustar el data_index, mostrando en vivo a qué columna del Excel corresponde. Dependencias: registrá qué ID hijo depende de un ID padre por país, para que la app los llene en orden.</w:t>
+      </w:r>
+    </w:p>
+    <w:p>
+      <w:pPr>
+        <w:pStyle w:val="Heading3"/>
+      </w:pPr>
+      <w:r>
+        <w:t>Aviso de campos sin valor al enviar</w:t>
+      </w:r>
+    </w:p>
+    <w:p>
+      <w:r>
+        <w:t>Cuando una corrida no puede completar campos porque no tienen valor asignado, la app avisa: si son campos requeridos, la fila cuenta como FAIL en el Excel de resultados (columna Resultado: "Campos sin completar (sin valor asignado): …") y aparece como error en el mail. Si son campos opcionales que quedaron vacíos, la fila sigue PASS pero la columna Resultado suma el aviso y el mail incluye la sección "CAMPOS SIN VALOR ASIGNADO" con línea y campos. En ambos casos la solución es abrir ⚙ IDs Dinámicos → Campos detectados y asignarles valor(es).</w:t>
       </w:r>
     </w:p>
     <w:sectPr>

--- a/Guia_de_Uso_Osocio.docx
+++ b/Guia_de_Uso_Osocio.docx
@@ -5791,22 +5791,22 @@
     </w:p>
     <w:p>
       <w:r>
-        <w:t>• Añadir un valor: escribí en el cuadro y apretá "➕ Añadir valor" (o Enter). Cada valor queda como una etiqueta al lado de "Valores:".</w:t>
+        <w:t>• Añadir un valor: escribí en el cuadro y apretá "➕ Añadir valor" (o Enter). Cada valor se guarda al instante y queda como una etiqueta al lado de "Valores:".</w:t>
       </w:r>
     </w:p>
     <w:p>
       <w:r>
-        <w:t>• Varios valores = rotación aleatoria: repetí "Añadir valor" las veces que quieras. En cada envío la app elige uno al azar, así el campo no se llena siempre igual. Aplica a campos de texto y a dropdowns.</w:t>
+        <w:t>• Varios valores = rotación aleatoria: repetí "Añadir valor" las veces que quieras. En cada envío la app elige uno al azar, así el campo no se llena siempre igual. Si cargás uno solo, usa siempre ese.</w:t>
       </w:r>
     </w:p>
     <w:p>
       <w:r>
-        <w:t>• Quitar un valor: click en la ✕ de su etiqueta. Si quitás todos, el campo queda sin valor asignado.</w:t>
+        <w:t>• Quitar un valor: click en la ✕ de su etiqueta.</w:t>
       </w:r>
     </w:p>
     <w:p>
       <w:r>
-        <w:t>• Todo se guarda como IDs únicos para ese país.</w:t>
+        <w:t>• ✔ Listo: cuando terminás con un campo, lo saca de esta lista para que quede limpia. Sus valores no se pierden: quedan en la solapa IDs únicos y de ahí en más se editan desde allá.</w:t>
       </w:r>
     </w:p>
     <w:p>
@@ -5855,7 +5855,7 @@
     </w:p>
     <w:p>
       <w:r>
-        <w:t>Alta manual de cualquier ID no mapeado: escribís el ID, su valor (o varios separados con " | "), descripción opcional y países donde aplica (sin tildar = todos). Abajo se listan los configurados, con filtro por texto y país, y botones Editar / ✕ por fila.</w:t>
+        <w:t>Alta manual de cualquier ID no mapeado: escribís el ID, la descripción opcional y los países donde aplica (sin tildar = todos). En Valor podés cargar varios: escribí uno y apretá ➕ (o Enter) — queda como etiqueta y se elige uno al azar en cada envío. Abajo se listan los configurados, con filtro por texto y país, y botones Editar / ✕ por fila.</w:t>
       </w:r>
     </w:p>
     <w:p>
@@ -5892,6 +5892,19 @@
             </a:graphic>
           </wp:inline>
         </w:drawing>
+      </w:r>
+    </w:p>
+    <w:p>
+      <w:pPr>
+        <w:pStyle w:val="Heading3"/>
+      </w:pPr>
+      <w:r>
+        <w:t>Checkboxes con SI/NO</w:t>
+      </w:r>
+    </w:p>
+    <w:p>
+      <w:r>
+        <w:t>Para un checkbox opcional (ej. test-drive, newsletter), cargá su ID con valor SI o NO — los mismos valores que acepta el Excel (si/no, yes/1/0, marcar/desmarcar). La app lo marca o lo deja sin marcar en cada envío. Si le cargás SI y NO como dos valores, sortea entre marcar y no marcar por fila. La columna del Excel, si existe, tiene prioridad.</w:t>
       </w:r>
     </w:p>
     <w:p>

--- a/Guia_de_Uso_Osocio.docx
+++ b/Guia_de_Uso_Osocio.docx
@@ -5855,7 +5855,7 @@
     </w:p>
     <w:p>
       <w:r>
-        <w:t>Alta manual de cualquier ID no mapeado: escribís el ID, la descripción opcional y los países donde aplica (sin tildar = todos). En Valor podés cargar varios: escribí uno y apretá ➕ (o Enter) — queda como etiqueta y se elige uno al azar en cada envío. Abajo se listan los configurados, con filtro por texto y país, y botones Editar / ✕ por fila.</w:t>
+        <w:t>Alta manual de cualquier ID no mapeado: escribís el ID, la descripción opcional y los países donde aplica (sin tildar = todos). En Valor podés cargar varios: escribí uno y apretá ➕ (o Enter) — queda como etiqueta y se elige uno al azar en cada envío. Abajo se listan los configurados con un filtro que busca por ID, descripción, valor o país (varias palabras = deben coincidir todas), más botones Editar / ✕ por fila. Un mismo ID puede tener una fila por país (valores distintos según el mercado); si hubiera entradas repetidas del mismo ID y mismo alcance, la app las fusiona sola al abrir el popup, así Editar siempre muestra todos los valores juntos.</w:t>
       </w:r>
     </w:p>
     <w:p>

--- a/Guia_de_Uso_Osocio.docx
+++ b/Guia_de_Uso_Osocio.docx
@@ -5931,6 +5931,220 @@
     <w:p>
       <w:r>
         <w:t>Cuando una corrida no puede completar campos porque no tienen valor asignado, la app avisa: si son campos requeridos, la fila cuenta como FAIL en el Excel de resultados (columna Resultado: "Campos sin completar (sin valor asignado): …") y aparece como error en el mail. Si son campos opcionales que quedaron vacíos, la fila sigue PASS pero la columna Resultado suma el aviso y el mail incluye la sección "CAMPOS SIN VALOR ASIGNADO" con línea y campos. En ambos casos la solución es abrir ⚙ IDs Dinámicos → Campos detectados y asignarles valor(es).</w:t>
+      </w:r>
+    </w:p>
+    <w:p>
+      <w:pPr>
+        <w:pStyle w:val="Heading2"/>
+      </w:pPr>
+      <w:r>
+        <w:t>Comparar Dealers vs Form — novedades</w:t>
+      </w:r>
+    </w:p>
+    <w:p>
+      <w:r>
+        <w:t>La pestaña Comparar Dealers vs Form chequea que los concesionarios de una marca estén bien cargados en un formulario real, comparando contra un Excel de dealers. Todo se valida en conjunto (Región → Ciudad → Dealer): un mismo nombre en otra provincia no genera falsos positivos. Sigue una mini-guía numerada ①→⑤ arriba de EJECUTAR.</w:t>
+      </w:r>
+    </w:p>
+    <w:p>
+      <w:r>
+        <w:drawing>
+          <wp:inline xmlns:a="http://schemas.openxmlformats.org/drawingml/2006/main" xmlns:pic="http://schemas.openxmlformats.org/drawingml/2006/picture">
+            <wp:extent cx="5760720" cy="3094248"/>
+            <wp:docPr id="23" name="Picture 23"/>
+            <wp:cNvGraphicFramePr>
+              <a:graphicFrameLocks noChangeAspect="1"/>
+            </wp:cNvGraphicFramePr>
+            <a:graphic>
+              <a:graphicData uri="http://schemas.openxmlformats.org/drawingml/2006/picture">
+                <pic:pic>
+                  <pic:nvPicPr>
+                    <pic:cNvPr id="0" name="30_dealers_tab_top.png"/>
+                    <pic:cNvPicPr/>
+                  </pic:nvPicPr>
+                  <pic:blipFill>
+                    <a:blip r:embed="rId31"/>
+                    <a:stretch>
+                      <a:fillRect/>
+                    </a:stretch>
+                  </pic:blipFill>
+                  <pic:spPr>
+                    <a:xfrm>
+                      <a:off x="0" y="0"/>
+                      <a:ext cx="5760720" cy="3094248"/>
+                    </a:xfrm>
+                    <a:prstGeom prst="rect"/>
+                  </pic:spPr>
+                </pic:pic>
+              </a:graphicData>
+            </a:graphic>
+          </wp:inline>
+        </w:drawing>
+      </w:r>
+    </w:p>
+    <w:p>
+      <w:r>
+        <w:drawing>
+          <wp:inline xmlns:a="http://schemas.openxmlformats.org/drawingml/2006/main" xmlns:pic="http://schemas.openxmlformats.org/drawingml/2006/picture">
+            <wp:extent cx="5760720" cy="3094248"/>
+            <wp:docPr id="24" name="Picture 24"/>
+            <wp:cNvGraphicFramePr>
+              <a:graphicFrameLocks noChangeAspect="1"/>
+            </wp:cNvGraphicFramePr>
+            <a:graphic>
+              <a:graphicData uri="http://schemas.openxmlformats.org/drawingml/2006/picture">
+                <pic:pic>
+                  <pic:nvPicPr>
+                    <pic:cNvPr id="0" name="31_dealers_tab_mid.png"/>
+                    <pic:cNvPicPr/>
+                  </pic:nvPicPr>
+                  <pic:blipFill>
+                    <a:blip r:embed="rId32"/>
+                    <a:stretch>
+                      <a:fillRect/>
+                    </a:stretch>
+                  </pic:blipFill>
+                  <pic:spPr>
+                    <a:xfrm>
+                      <a:off x="0" y="0"/>
+                      <a:ext cx="5760720" cy="3094248"/>
+                    </a:xfrm>
+                    <a:prstGeom prst="rect"/>
+                  </pic:spPr>
+                </pic:pic>
+              </a:graphicData>
+            </a:graphic>
+          </wp:inline>
+        </w:drawing>
+      </w:r>
+    </w:p>
+    <w:p>
+      <w:pPr>
+        <w:pStyle w:val="Heading3"/>
+      </w:pPr>
+      <w:r>
+        <w:t>Filtro e Incluir / Excluir</w:t>
+      </w:r>
+    </w:p>
+    <w:p>
+      <w:r>
+        <w:t>Con "Tiene columna de filtro" definís Columna filtro (nombre o letra, ej. K), Valor filtro (ej. No) y la Condición: Incluir = esos dealers DEBEN estar en el form; Excluir = NO deben estar (se verifica la ausencia). Con "No tiene filtro" se compara todo el Excel contra el form, con la misma lógica de conjunto.</w:t>
+      </w:r>
+    </w:p>
+    <w:p>
+      <w:pPr>
+        <w:pStyle w:val="Heading3"/>
+      </w:pPr>
+      <w:r>
+        <w:t>Estados del reporte (colores en el Excel)</w:t>
+      </w:r>
+    </w:p>
+    <w:p>
+      <w:r>
+        <w:t>• PASS (verde): está como debe (o correctamente ausente en Excluir).</w:t>
+      </w:r>
+    </w:p>
+    <w:p>
+      <w:r>
+        <w:t>• FAIL (rojo): no está cuando debía (Incluir) o está cuando no debía (Excluir).</w:t>
+      </w:r>
+    </w:p>
+    <w:p>
+      <w:r>
+        <w:t>• EXTRA (amarillo): aparece en el form pero no está declarado en el Excel para esa combinación.</w:t>
+      </w:r>
+    </w:p>
+    <w:p>
+      <w:r>
+        <w:t>• DUPLICADO (naranja claro): aparece más de una vez en el mismo dropdown del form.</w:t>
+      </w:r>
+    </w:p>
+    <w:p>
+      <w:r>
+        <w:t>• OCULTO (naranja): está en el form pero declarado solo en filas ocultas del Excel. Todo lo relacionado con filas/columnas ocultas se marca en naranja.</w:t>
+      </w:r>
+    </w:p>
+    <w:p>
+      <w:r>
+        <w:t>• NOTA (celeste): mismo dealer, el nombre difiere solo en detalles menores (mayúsculas, apóstrofes/comillas, guiones, paréntesis, sufijos como (1000km)). Cuenta como OK, con disclaimer en la columna "Nota Nombre".</w:t>
+      </w:r>
+    </w:p>
+    <w:p>
+      <w:pPr>
+        <w:pStyle w:val="Heading3"/>
+      </w:pPr>
+      <w:r>
+        <w:t>Nombres con caracteres especiales</w:t>
+      </w:r>
+    </w:p>
+    <w:p>
+      <w:r>
+        <w:t>El matching tolera diferencias de puntuación y espaciado: DANTE D'AMICO S.A. - MATADEROS matchea con DANTE D AMICO S.A. – MATADEROS, y HCH S.A. - RPM con HCH S.A. (RPM). Cuentan como PASS con NOTA. Lo que sí da error es contenido de más o de menos (ej. Pepito vs Pepito Hernández).</w:t>
+      </w:r>
+    </w:p>
+    <w:p>
+      <w:pPr>
+        <w:pStyle w:val="Heading3"/>
+      </w:pPr>
+      <w:r>
+        <w:t>Evidencia de exclusión (modo Excluir + capturas)</w:t>
+      </w:r>
+    </w:p>
+    <w:p>
+      <w:r>
+        <w:t>Para probar que un dealer NO está, la app despliega el dropdown correspondiente dentro del form (convierte el select en lista abierta, ya que el popup nativo no es fotografiable) y saca la captura. Se abre el primer nivel de la cadena que falta: si la región no está → dropdown de Regiones; si la región está pero la ciudad no → dropdown de Ciudades; si ambas están y el dealer no → dropdown de Dealers. Si el dealer está cuando no debía, aparece resaltado en amarillo. Cada captura lleva arriba un banner conciso: URL landing, URL form, Revisado (Región · Ciudad · Dealer) y Estado (PASS/FAIL con el motivo).</w:t>
+      </w:r>
+    </w:p>
+    <w:p>
+      <w:pPr>
+        <w:pStyle w:val="Heading3"/>
+      </w:pPr>
+      <w:r>
+        <w:t>Enviar resultados por email</w:t>
+      </w:r>
+    </w:p>
+    <w:p>
+      <w:r>
+        <w:t>Tildá "Enviar mail al terminar" y poné el destinatario (mismo campo global que Envío de Leads). Al terminar cada form manda un mail con su reporte: adjunta la carpeta completa (Excel + capturas) en un ZIP si elegiste "Excel + Capturas", o solo el Excel si elegiste "Solo Excel". El cuerpo trae el resumen PASS/FAIL/EXTRA/DUPLICADO/OCULTO/NOTA.</w:t>
+      </w:r>
+    </w:p>
+    <w:p>
+      <w:pPr>
+        <w:pStyle w:val="Heading3"/>
+      </w:pPr>
+      <w:r>
+        <w:t>Configuraciones guardadas (con Editar)</w:t>
+      </w:r>
+    </w:p>
+    <w:p>
+      <w:r>
+        <w:t>Guardar configuración crea una nueva (pregunta antes de sobrescribir). Cargar aplica el preset y copia su nombre al campo Nombre. Editar reescribe el preset seleccionado con los valores actuales y, si cambiaste el Nombre, lo renombra. Eliminar borra el preset (con confirmación).</w:t>
+      </w:r>
+    </w:p>
+    <w:p>
+      <w:pPr>
+        <w:pStyle w:val="Heading3"/>
+      </w:pPr>
+      <w:r>
+        <w:t>El modal del Comparador</w:t>
+      </w:r>
+    </w:p>
+    <w:p>
+      <w:r>
+        <w:t>La corrida abre un modal que bloquea la ventana de atrás. La línea de estado muestra la combinación exacta en curso (Región: X · Ciudad: Y · Dealer: Z), form por form. El resumen final muestra PASS/FAIL grande, más EXTRA/DUPLICADO/OCULTO/NOTA si los hay, el total chequeado y un veredicto. El botón Detener pide confirmación antes de cortar (igual que la X de cerrar). Como el Excel se guarda al terminar la Fase 1 de cada form, si frenás en la Fase 2 (capturas) el reporte igual queda. Cada form deja su propia carpeta país_form_columna(o sinfiltro)_incluidos|excluidos_timestamp dentro de Dealerscheck_resultados.</w:t>
+      </w:r>
+    </w:p>
+    <w:p>
+      <w:pPr>
+        <w:pStyle w:val="Heading3"/>
+      </w:pPr>
+      <w:r>
+        <w:t>Detener en cualquier ejecución</w:t>
+      </w:r>
+    </w:p>
+    <w:p>
+      <w:r>
+        <w:t>En el modal de ejecución de todas las pestañas, el botón Detener ahora hace lo mismo que la X de cerrar: dispara un popup de confirmación antes de cortar el proceso.</w:t>
       </w:r>
     </w:p>
     <w:sectPr>

--- a/Guia_de_Uso_Osocio.docx
+++ b/Guia_de_Uso_Osocio.docx
@@ -6145,6 +6145,58 @@
     <w:p>
       <w:r>
         <w:t>En el modal de ejecución de todas las pestañas, el botón Detener ahora hace lo mismo que la X de cerrar: dispara un popup de confirmación antes de cortar el proceso.</w:t>
+      </w:r>
+    </w:p>
+    <w:p>
+      <w:pPr>
+        <w:pStyle w:val="Heading2"/>
+      </w:pPr>
+      <w:r>
+        <w:t>Comparador de Dealers — formularios multi-paso y filas no visibles</w:t>
+      </w:r>
+    </w:p>
+    <w:p>
+      <w:pPr>
+        <w:pStyle w:val="Heading3"/>
+      </w:pPr>
+      <w:r>
+        <w:t>Funciona con formularios de 1, 2 o 3 pasos</w:t>
+      </w:r>
+    </w:p>
+    <w:p>
+      <w:r>
+        <w:t>Si los dropdowns region/city/dealer están en el primer paso, el comparador los usa al instante. Si el formulario es multi-paso (los dropdowns aparecen más adelante), avanza los pasos igual que Envío de Leads: completa los campos requeridos de cada paso con valores sintéticos (selects: primera opción válida; textos: dato dummy; checkboxes y radios: los marca), SIN tocar region/city/dealer, aprieta Siguiente/Next, y recién empieza a comparar cuando aparece el nivel más alto que elegiste (region si la activaste, si no city, si no dealer). Nunca envía el formulario. Si el form se traba por un campo requerido que no reconoce, lo detecta y corta en vez de quedar en loop.</w:t>
+      </w:r>
+    </w:p>
+    <w:p>
+      <w:r>
+        <w:t>Importante: activá solo los niveles que el formulario realmente tiene. Si un form tiene city + dealer pero no region, dejá region apagado; si no, cada fila fallará buscando una región inexistente.</w:t>
+      </w:r>
+    </w:p>
+    <w:p>
+      <w:pPr>
+        <w:pStyle w:val="Heading3"/>
+      </w:pPr>
+      <w:r>
+        <w:t>Campo Modelo</w:t>
+      </w:r>
+    </w:p>
+    <w:p>
+      <w:r>
+        <w:t>Tildá 'Tiene selector de Modelo' SOLO si la lista de dealers cambia según el modelo: en ese caso el comparador repite la revisión de dealers para cada modelo (Todos los modelos o específicos). Si los dealers son los mismos sin importar el modelo, dejalo destildado: al avanzar el form, si hay un dropdown de modelo, el comparador elige la primera opción válida solo para pasar de paso (y si ya viene uno preseleccionado, lo respeta). No hace falta tildarlo solo para que avance.</w:t>
+      </w:r>
+    </w:p>
+    <w:p>
+      <w:pPr>
+        <w:pStyle w:val="Heading3"/>
+      </w:pPr>
+      <w:r>
+        <w:t>Filas que no se ven: ocultas vs filtradas</w:t>
+      </w:r>
+    </w:p>
+    <w:p>
+      <w:r>
+        <w:t>El Excel a veces viene con filas que no se ven. La app distingue las dos causas y lo aclara en el reporte: Filtradas = escondidas por un AutoFilter activo (guardaste el Excel con un filtro aplicado; reaparecen si sacás el filtro). Ocultas = escondidas a mano (fila oculta manualmente), sin filtro. En la hoja Resumen del reporte van en secciones separadas con sus números de fila, y en modo Excluir cada fila afectada dice si está FILTRADA (AutoFilter) u OCULTA (a mano). Los filtros de Excel esconden filas, no columnas, así que las columnas que no se ven siempre son ocultas.</w:t>
       </w:r>
     </w:p>
     <w:sectPr>

--- a/Guia_de_Uso_Osocio.docx
+++ b/Guia_de_Uso_Osocio.docx
@@ -5787,6 +5787,11 @@
     <w:p>
       <w:r>
         <w:t>Muestra los campos nuevos que la automatización encontró en los formularios durante las corridas. Elegís el país y ves cada campo con su label, ID real, tipo y si es requerido.</w:t>
+      </w:r>
+    </w:p>
+    <w:p>
+      <w:r>
+        <w:t>• Resumen por país: debajo del selector de país aparece un renglón que lista, sin tener que ir uno por uno, en qué mercados hay campos nuevos pendientes (con la cantidad de cada uno); si no queda ninguno pendiente, avisa que no hay campos nuevos en ningún país.</w:t>
       </w:r>
     </w:p>
     <w:p>
